--- a/submission/Test-Plan-Blood-Bank-Management-System.docx
+++ b/submission/Test-Plan-Blood-Bank-Management-System.docx
@@ -475,7 +475,7 @@
         <w:t>Date:</w:t>
       </w:r>
       <w:r>
-        <w:t xml:space="preserve"> 02 October 2026</w:t>
+        <w:t xml:space="preserve"> 04 October 2026</w:t>
       </w:r>
     </w:p>
     <w:p>
@@ -489,7 +489,7 @@
         <w:t>Status:</w:t>
       </w:r>
       <w:r>
-        <w:t xml:space="preserve"> Draft. Restructured to the IEEE-style STP layout required for Deliverable 2. The detailed test cases from Deliverable 1 are retained unchanged in Appendix A.</w:t>
+        <w:t xml:space="preserve"> Final, for submission. Restructured to the IEEE-style STP layout required for Deliverable 2. The detailed test cases from Deliverable 1 are retained unchanged in Appendix A.</w:t>
       </w:r>
     </w:p>
     <w:p>
